--- a/RF y RNF.docx
+++ b/RF y RNF.docx
@@ -57,26 +57,14 @@
           <w:b/>
           <w:bCs/>
         </w:rPr>
-        <w:t>Gestión de Citas</w:t>
+        <w:t>Administración de Usuarios</w:t>
       </w:r>
       <w:r>
         <w:t>:</w:t>
       </w:r>
       <w:r>
         <w:br/>
-        <w:t>El sistema debe permitir que los clientes soliciten citas en línea a través de un formulario interactivo, especificando fecha, hora</w:t>
-      </w:r>
-      <w:r>
-        <w:t>,</w:t>
-      </w:r>
-      <w:r>
-        <w:t xml:space="preserve"> tipo de servicio</w:t>
-      </w:r>
-      <w:r>
-        <w:t>, etc</w:t>
-      </w:r>
-      <w:r>
-        <w:t>.</w:t>
+        <w:t>El sistema debe permitir registrar, modificar y eliminar cuentas de clientes.</w:t>
       </w:r>
     </w:p>
     <w:p>
@@ -91,14 +79,86 @@
           <w:b/>
           <w:bCs/>
         </w:rPr>
-        <w:t>Gestión de Galería</w:t>
+        <w:t>Gestión de categorías</w:t>
+      </w:r>
+      <w:r>
+        <w:t>: el sistema debe mostrar y permitir interactuar con las diferentes categorías de los productos</w:t>
+      </w:r>
+    </w:p>
+    <w:p>
+      <w:pPr>
+        <w:numPr>
+          <w:ilvl w:val="0"/>
+          <w:numId w:val="1"/>
+        </w:numPr>
+      </w:pPr>
+      <w:r>
+        <w:rPr>
+          <w:b/>
+          <w:bCs/>
+        </w:rPr>
+        <w:t xml:space="preserve">Gestión de </w:t>
+      </w:r>
+      <w:r>
+        <w:rPr>
+          <w:b/>
+          <w:bCs/>
+        </w:rPr>
+        <w:t>Productos</w:t>
       </w:r>
       <w:r>
         <w:t>:</w:t>
       </w:r>
       <w:r>
+        <w:t xml:space="preserve"> </w:t>
+      </w:r>
+    </w:p>
+    <w:p>
+      <w:pPr>
+        <w:ind w:left="720"/>
+      </w:pPr>
+      <w:r>
+        <w:t xml:space="preserve">El sistema debe permitir </w:t>
+      </w:r>
+      <w:r>
+        <w:t>la administración de los productos comercializados por la empresa, facilitando el registro, consulta, actualización y eliminación de la información asociada a cada producto</w:t>
+      </w:r>
+      <w:r>
+        <w:t>.</w:t>
+      </w:r>
+    </w:p>
+    <w:p>
+      <w:pPr>
+        <w:numPr>
+          <w:ilvl w:val="0"/>
+          <w:numId w:val="1"/>
+        </w:numPr>
+      </w:pPr>
+      <w:r>
+        <w:rPr>
+          <w:b/>
+          <w:bCs/>
+        </w:rPr>
+        <w:t>Gestión de Citas</w:t>
+      </w:r>
+      <w:r>
+        <w:t>:</w:t>
+      </w:r>
+      <w:r>
         <w:br/>
-        <w:t>El administrador podrá crear, editar y eliminar contenidos en la galería para mantener actualizado el portafolio de servicios.</w:t>
+        <w:t>El sistema debe permitir que los clientes soliciten citas en línea a través de un formulario interactivo, especificando fecha, hora</w:t>
+      </w:r>
+      <w:r>
+        <w:t>,</w:t>
+      </w:r>
+      <w:r>
+        <w:t xml:space="preserve"> tipo de servicio</w:t>
+      </w:r>
+      <w:r>
+        <w:t>, etc</w:t>
+      </w:r>
+      <w:r>
+        <w:t>.</w:t>
       </w:r>
     </w:p>
     <w:p>
@@ -150,28 +210,6 @@
     </w:p>
     <w:p>
       <w:pPr>
-        <w:numPr>
-          <w:ilvl w:val="0"/>
-          <w:numId w:val="1"/>
-        </w:numPr>
-      </w:pPr>
-      <w:r>
-        <w:rPr>
-          <w:b/>
-          <w:bCs/>
-        </w:rPr>
-        <w:t>Administración de Usuarios</w:t>
-      </w:r>
-      <w:r>
-        <w:t>:</w:t>
-      </w:r>
-      <w:r>
-        <w:br/>
-        <w:t>El sistema debe permitir registrar, modificar y eliminar cuentas de clientes.</w:t>
-      </w:r>
-    </w:p>
-    <w:p>
-      <w:pPr>
         <w:rPr>
           <w:b/>
           <w:bCs/>
@@ -313,6 +351,7 @@
           <w:b/>
           <w:bCs/>
         </w:rPr>
+        <w:lastRenderedPageBreak/>
         <w:t>Mantenibilidad</w:t>
       </w:r>
       <w:r>
@@ -970,6 +1009,7 @@
   <w:style w:type="paragraph" w:default="1" w:styleId="Normal">
     <w:name w:val="Normal"/>
     <w:qFormat/>
+    <w:rsid w:val="00141459"/>
   </w:style>
   <w:style w:type="paragraph" w:styleId="Ttulo1">
     <w:name w:val="heading 1"/>
@@ -1173,7 +1213,6 @@
   <w:style w:type="character" w:default="1" w:styleId="Fuentedeprrafopredeter">
     <w:name w:val="Default Paragraph Font"/>
     <w:uiPriority w:val="1"/>
-    <w:semiHidden/>
     <w:unhideWhenUsed/>
   </w:style>
   <w:style w:type="table" w:default="1" w:styleId="Tablanormal">

--- a/RF y RNF.docx
+++ b/RF y RNF.docx
@@ -4,6 +4,7 @@
   <w:body>
     <w:p>
       <w:pPr>
+        <w:spacing w:after="120"/>
         <w:rPr>
           <w:b/>
           <w:bCs/>
@@ -23,6 +24,7 @@
           <w:ilvl w:val="0"/>
           <w:numId w:val="1"/>
         </w:numPr>
+        <w:spacing w:before="120" w:after="0"/>
       </w:pPr>
       <w:r>
         <w:rPr>
@@ -51,6 +53,7 @@
           <w:ilvl w:val="0"/>
           <w:numId w:val="1"/>
         </w:numPr>
+        <w:spacing w:before="120" w:after="0"/>
       </w:pPr>
       <w:r>
         <w:rPr>
@@ -73,6 +76,7 @@
           <w:ilvl w:val="0"/>
           <w:numId w:val="1"/>
         </w:numPr>
+        <w:spacing w:before="120" w:after="0"/>
       </w:pPr>
       <w:r>
         <w:rPr>
@@ -82,7 +86,16 @@
         <w:t>Gestión de categorías</w:t>
       </w:r>
       <w:r>
-        <w:t>: el sistema debe mostrar y permitir interactuar con las diferentes categorías de los productos</w:t>
+        <w:t xml:space="preserve">: </w:t>
+      </w:r>
+      <w:r>
+        <w:br/>
+      </w:r>
+      <w:r>
+        <w:t>E</w:t>
+      </w:r>
+      <w:r>
+        <w:t>l sistema debe mostrar y permitir interactuar con las diferentes categorías de los productos</w:t>
       </w:r>
     </w:p>
     <w:p>
@@ -91,6 +104,7 @@
           <w:ilvl w:val="0"/>
           <w:numId w:val="1"/>
         </w:numPr>
+        <w:spacing w:before="120" w:after="0"/>
       </w:pPr>
       <w:r>
         <w:rPr>
@@ -112,12 +126,8 @@
       <w:r>
         <w:t xml:space="preserve"> </w:t>
       </w:r>
-    </w:p>
-    <w:p>
-      <w:pPr>
-        <w:ind w:left="720"/>
-      </w:pPr>
-      <w:r>
+      <w:r>
+        <w:br/>
         <w:t xml:space="preserve">El sistema debe permitir </w:t>
       </w:r>
       <w:r>
@@ -133,29 +143,43 @@
           <w:ilvl w:val="0"/>
           <w:numId w:val="1"/>
         </w:numPr>
-      </w:pPr>
-      <w:r>
-        <w:rPr>
-          <w:b/>
-          <w:bCs/>
-        </w:rPr>
-        <w:t>Gestión de Citas</w:t>
+        <w:spacing w:before="120" w:after="0"/>
+      </w:pPr>
+      <w:r>
+        <w:rPr>
+          <w:b/>
+          <w:bCs/>
+        </w:rPr>
+        <w:t xml:space="preserve">Gestión de </w:t>
+      </w:r>
+      <w:r>
+        <w:rPr>
+          <w:b/>
+          <w:bCs/>
+        </w:rPr>
+        <w:t>Paquetes</w:t>
       </w:r>
       <w:r>
         <w:t>:</w:t>
       </w:r>
       <w:r>
         <w:br/>
-        <w:t>El sistema debe permitir que los clientes soliciten citas en línea a través de un formulario interactivo, especificando fecha, hora</w:t>
+        <w:t xml:space="preserve">El sistema debe permitir que los clientes soliciten </w:t>
+      </w:r>
+      <w:r>
+        <w:t xml:space="preserve">paquetes </w:t>
+      </w:r>
+      <w:r>
+        <w:t>en línea a través de un formulario interactivo, especificando fecha, hora</w:t>
       </w:r>
       <w:r>
         <w:t>,</w:t>
       </w:r>
       <w:r>
-        <w:t xml:space="preserve"> tipo de servicio</w:t>
-      </w:r>
-      <w:r>
-        <w:t>, etc</w:t>
+        <w:t xml:space="preserve"> tipo de </w:t>
+      </w:r>
+      <w:r>
+        <w:t>paquete, etc</w:t>
       </w:r>
       <w:r>
         <w:t>.</w:t>
@@ -167,26 +191,40 @@
           <w:ilvl w:val="0"/>
           <w:numId w:val="1"/>
         </w:numPr>
-      </w:pPr>
-      <w:r>
-        <w:rPr>
-          <w:b/>
-          <w:bCs/>
-        </w:rPr>
-        <w:t>Sistema de Reseñas y Comentarios</w:t>
+        <w:spacing w:before="120" w:after="0"/>
+      </w:pPr>
+      <w:r>
+        <w:rPr>
+          <w:b/>
+          <w:bCs/>
+        </w:rPr>
+        <w:t>Gestión de Citas</w:t>
+      </w:r>
+      <w:r>
+        <w:rPr>
+          <w:b/>
+          <w:bCs/>
+        </w:rPr>
+        <w:t xml:space="preserve"> personalizadas</w:t>
       </w:r>
       <w:r>
         <w:t>:</w:t>
       </w:r>
       <w:r>
         <w:br/>
-        <w:t xml:space="preserve">Los clientes podrán dejar reseñas </w:t>
-      </w:r>
-      <w:r>
-        <w:t>y</w:t>
-      </w:r>
-      <w:r>
-        <w:t xml:space="preserve"> calificaciones sobre los servicios recibidos.</w:t>
+        <w:t>El sistema debe permitir que los clientes soliciten citas en línea a través de un formulario interactivo, tipo de servicio</w:t>
+      </w:r>
+      <w:r>
+        <w:t xml:space="preserve">, </w:t>
+      </w:r>
+      <w:r>
+        <w:t xml:space="preserve">la idea del cliente, </w:t>
+      </w:r>
+      <w:r>
+        <w:t>etc</w:t>
+      </w:r>
+      <w:r>
+        <w:t>.</w:t>
       </w:r>
     </w:p>
     <w:p>
@@ -195,6 +233,36 @@
           <w:ilvl w:val="0"/>
           <w:numId w:val="1"/>
         </w:numPr>
+        <w:spacing w:before="120" w:after="0"/>
+      </w:pPr>
+      <w:r>
+        <w:rPr>
+          <w:b/>
+          <w:bCs/>
+        </w:rPr>
+        <w:t>Sistema de Reseñas y Comentarios</w:t>
+      </w:r>
+      <w:r>
+        <w:t>:</w:t>
+      </w:r>
+      <w:r>
+        <w:br/>
+        <w:t xml:space="preserve">Los clientes podrán dejar reseñas </w:t>
+      </w:r>
+      <w:r>
+        <w:t>y</w:t>
+      </w:r>
+      <w:r>
+        <w:t xml:space="preserve"> calificaciones sobre los servicios recibidos.</w:t>
+      </w:r>
+    </w:p>
+    <w:p>
+      <w:pPr>
+        <w:numPr>
+          <w:ilvl w:val="0"/>
+          <w:numId w:val="1"/>
+        </w:numPr>
+        <w:spacing w:before="120" w:after="0"/>
       </w:pPr>
       <w:r>
         <w:rPr>
@@ -323,6 +391,7 @@
           <w:b/>
           <w:bCs/>
         </w:rPr>
+        <w:lastRenderedPageBreak/>
         <w:t>Compatibilidad</w:t>
       </w:r>
       <w:r>
@@ -351,7 +420,6 @@
           <w:b/>
           <w:bCs/>
         </w:rPr>
-        <w:lastRenderedPageBreak/>
         <w:t>Mantenibilidad</w:t>
       </w:r>
       <w:r>
@@ -1009,7 +1077,7 @@
   <w:style w:type="paragraph" w:default="1" w:styleId="Normal">
     <w:name w:val="Normal"/>
     <w:qFormat/>
-    <w:rsid w:val="00141459"/>
+    <w:rsid w:val="00C92464"/>
   </w:style>
   <w:style w:type="paragraph" w:styleId="Ttulo1">
     <w:name w:val="heading 1"/>
@@ -1213,6 +1281,7 @@
   <w:style w:type="character" w:default="1" w:styleId="Fuentedeprrafopredeter">
     <w:name w:val="Default Paragraph Font"/>
     <w:uiPriority w:val="1"/>
+    <w:semiHidden/>
     <w:unhideWhenUsed/>
   </w:style>
   <w:style w:type="table" w:default="1" w:styleId="Tablanormal">
